--- a/C_codespace/2 kurs/1-st senester/programming languages/laboratory work/5-th lab/Dima/БПИ24-02. Пузынин. Лаб №5.docx
+++ b/C_codespace/2 kurs/1-st senester/programming languages/laboratory work/5-th lab/Dima/БПИ24-02. Пузынин. Лаб №5.docx
@@ -749,13 +749,7 @@
     </w:p>
     <w:p>
       <w:r>
-        <w:t>Освоить списки языка Python, а также основные алгоритмы и языковые сре</w:t>
-      </w:r>
-      <w:r>
-        <w:t>д</w:t>
-      </w:r>
-      <w:r>
-        <w:t>ства их обработки.</w:t>
+        <w:t>Освоить списки языка Python, а также основные алгоритмы и языковые средства их обработки.</w:t>
       </w:r>
     </w:p>
     <w:p>
@@ -807,10 +801,7 @@
         <w:ind w:firstLine="0"/>
       </w:pPr>
       <w:r>
-        <w:t xml:space="preserve">Реализовать </w:t>
-      </w:r>
-      <w:r>
-        <w:t>список вещественных значений А[N]. Сформировать список В[3]</w:t>
+        <w:t>Реализовать список вещественных значений А[N]. Сформировать список В[3]</w:t>
       </w:r>
     </w:p>
     <w:p>
@@ -848,6 +839,9 @@
     <w:p>
       <w:pPr>
         <w:ind w:firstLine="0"/>
+        <w:rPr>
+          <w:lang w:val="en-US"/>
+        </w:rPr>
       </w:pPr>
       <w:r>
         <w:t>- элементу В[2] присвоить абсолютное значение минимального элемента списка А</w:t>
@@ -855,26 +849,20 @@
     </w:p>
     <w:p>
       <w:pPr>
-        <w:numPr>
-          <w:ilvl w:val="0"/>
-          <w:numId w:val="1"/>
-        </w:numPr>
-        <w:jc w:val="left"/>
-        <w:rPr>
-          <w:noProof/>
-          <w14:ligatures w14:val="standardContextual"/>
-        </w:rPr>
-      </w:pPr>
-      <w:r>
-        <w:rPr>
-          <w:noProof/>
-          <w14:ligatures w14:val="standardContextual"/>
-        </w:rPr>
-        <w:lastRenderedPageBreak/>
+        <w:ind w:firstLine="0"/>
+        <w:rPr>
+          <w:lang w:val="en-US"/>
+        </w:rPr>
+      </w:pPr>
+      <w:r>
+        <w:rPr>
+          <w:noProof/>
+          <w14:ligatures w14:val="standardContextual"/>
+        </w:rPr>
         <w:drawing>
-          <wp:inline distT="0" distB="0" distL="0" distR="0" wp14:anchorId="6F9C0D8F" wp14:editId="04DC698F">
-            <wp:extent cx="5940425" cy="3792855"/>
-            <wp:effectExtent l="0" t="0" r="3175" b="0"/>
+          <wp:inline distT="0" distB="0" distL="0" distR="0" wp14:anchorId="6368F08E" wp14:editId="346F62A7">
+            <wp:extent cx="5940425" cy="3256280"/>
+            <wp:effectExtent l="0" t="0" r="3175" b="1270"/>
             <wp:docPr id="1" name="Рисунок 1"/>
             <wp:cNvGraphicFramePr>
               <a:graphicFrameLocks xmlns:a="http://schemas.openxmlformats.org/drawingml/2006/main" noChangeAspect="1"/>
@@ -895,7 +883,7 @@
                   <pic:spPr>
                     <a:xfrm>
                       <a:off x="0" y="0"/>
-                      <a:ext cx="5940425" cy="3792855"/>
+                      <a:ext cx="5940425" cy="3256280"/>
                     </a:xfrm>
                     <a:prstGeom prst="rect">
                       <a:avLst/>
@@ -920,10 +908,10 @@
           <w14:ligatures w14:val="standardContextual"/>
         </w:rPr>
         <w:drawing>
-          <wp:inline distT="0" distB="0" distL="0" distR="0" wp14:anchorId="44D2E704" wp14:editId="1DC21E2F">
-            <wp:extent cx="5940425" cy="2965450"/>
-            <wp:effectExtent l="0" t="0" r="3175" b="6350"/>
-            <wp:docPr id="2" name="Рисунок 2"/>
+          <wp:inline distT="0" distB="0" distL="0" distR="0" wp14:anchorId="0986C552" wp14:editId="6A10559D">
+            <wp:extent cx="5940425" cy="1602740"/>
+            <wp:effectExtent l="0" t="0" r="3175" b="0"/>
+            <wp:docPr id="4" name="Рисунок 4"/>
             <wp:cNvGraphicFramePr>
               <a:graphicFrameLocks xmlns:a="http://schemas.openxmlformats.org/drawingml/2006/main" noChangeAspect="1"/>
             </wp:cNvGraphicFramePr>
@@ -943,7 +931,7 @@
                   <pic:spPr>
                     <a:xfrm>
                       <a:off x="0" y="0"/>
-                      <a:ext cx="5940425" cy="2965450"/>
+                      <a:ext cx="5940425" cy="1602740"/>
                     </a:xfrm>
                     <a:prstGeom prst="rect">
                       <a:avLst/>
@@ -968,10 +956,10 @@
           <w14:ligatures w14:val="standardContextual"/>
         </w:rPr>
         <w:drawing>
-          <wp:inline distT="0" distB="0" distL="0" distR="0" wp14:anchorId="6851A3D7" wp14:editId="4E38681F">
-            <wp:extent cx="5940425" cy="1031875"/>
+          <wp:inline distT="0" distB="0" distL="0" distR="0" wp14:anchorId="0FABF0A5" wp14:editId="442392EA">
+            <wp:extent cx="5940425" cy="960120"/>
             <wp:effectExtent l="0" t="0" r="3175" b="0"/>
-            <wp:docPr id="3" name="Рисунок 3"/>
+            <wp:docPr id="5" name="Рисунок 5"/>
             <wp:cNvGraphicFramePr>
               <a:graphicFrameLocks xmlns:a="http://schemas.openxmlformats.org/drawingml/2006/main" noChangeAspect="1"/>
             </wp:cNvGraphicFramePr>
@@ -991,7 +979,7 @@
                   <pic:spPr>
                     <a:xfrm>
                       <a:off x="0" y="0"/>
-                      <a:ext cx="5940425" cy="1031875"/>
+                      <a:ext cx="5940425" cy="960120"/>
                     </a:xfrm>
                     <a:prstGeom prst="rect">
                       <a:avLst/>
@@ -1003,6 +991,27 @@
           </wp:inline>
         </w:drawing>
       </w:r>
+    </w:p>
+    <w:p>
+      <w:pPr>
+        <w:numPr>
+          <w:ilvl w:val="0"/>
+          <w:numId w:val="1"/>
+        </w:numPr>
+        <w:jc w:val="left"/>
+        <w:rPr>
+          <w:noProof/>
+          <w14:ligatures w14:val="standardContextual"/>
+        </w:rPr>
+      </w:pPr>
+      <w:r>
+        <w:rPr>
+          <w:noProof/>
+          <w14:ligatures w14:val="standardContextual"/>
+        </w:rPr>
+        <w:lastRenderedPageBreak/>
+        <w:t xml:space="preserve">  </w:t>
+      </w:r>
       <w:r>
         <w:rPr>
           <w:b/>
@@ -1088,15 +1097,7 @@
           <w14:ligatures w14:val="standardContextual"/>
         </w:rPr>
         <w:br/>
-        <w:t xml:space="preserve">Главное отличие в том, что список является изменяемым (mutable), а </w:t>
-      </w:r>
-      <w:r>
-        <w:rPr>
-          <w:noProof/>
-          <w14:ligatures w14:val="standardContextual"/>
-        </w:rPr>
-        <w:lastRenderedPageBreak/>
-        <w:t>кортеж — неизменяемым (immutable). Элементы в списке можно добавлять, удалять и изменять после его создания, а в кортеже — нельзя.</w:t>
+        <w:t>Главное отличие в том, что список является изменяемым (mutable), а кортеж — неизменяемым (immutable). Элементы в списке можно добавлять, удалять и изменять после его создания, а в кортеже — нельзя.</w:t>
       </w:r>
     </w:p>
     <w:p>
@@ -1138,7 +1139,22 @@
           <w:noProof/>
           <w14:ligatures w14:val="standardContextual"/>
         </w:rPr>
-        <w:t>С помощью квадратных скобок: my_list = [1, 2, 3]</w:t>
+        <w:t xml:space="preserve">С помощью квадратных скобок: </w:t>
+      </w:r>
+      <w:r>
+        <w:rPr>
+          <w:noProof/>
+          <w:lang w:val="en-US"/>
+          <w14:ligatures w14:val="standardContextual"/>
+        </w:rPr>
+        <w:t>lst</w:t>
+      </w:r>
+      <w:r>
+        <w:rPr>
+          <w:noProof/>
+          <w14:ligatures w14:val="standardContextual"/>
+        </w:rPr>
+        <w:t xml:space="preserve"> = [1, 2, 3]</w:t>
       </w:r>
     </w:p>
     <w:p>
@@ -1158,7 +1174,22 @@
           <w:noProof/>
           <w14:ligatures w14:val="standardContextual"/>
         </w:rPr>
-        <w:t>С помощью функции-конструктора list(): my_list = list("hello")</w:t>
+        <w:t xml:space="preserve">С помощью функции-конструктора list(): </w:t>
+      </w:r>
+      <w:r>
+        <w:rPr>
+          <w:noProof/>
+          <w:lang w:val="en-US"/>
+          <w14:ligatures w14:val="standardContextual"/>
+        </w:rPr>
+        <w:t>lst</w:t>
+      </w:r>
+      <w:r>
+        <w:rPr>
+          <w:noProof/>
+          <w14:ligatures w14:val="standardContextual"/>
+        </w:rPr>
+        <w:t xml:space="preserve"> = list("hello")</w:t>
       </w:r>
     </w:p>
     <w:p>
@@ -1232,7 +1263,23 @@
           <w:lang w:val="en-US"/>
           <w14:ligatures w14:val="standardContextual"/>
         </w:rPr>
-        <w:t xml:space="preserve"> (list comprehension): my_list = [i for i in range(5)]</w:t>
+        <w:t xml:space="preserve"> (list comprehension): </w:t>
+      </w:r>
+      <w:r>
+        <w:rPr>
+          <w:noProof/>
+          <w:lang w:val="en-US"/>
+          <w14:ligatures w14:val="standardContextual"/>
+        </w:rPr>
+        <w:t>lst</w:t>
+      </w:r>
+      <w:r>
+        <w:rPr>
+          <w:noProof/>
+          <w:lang w:val="en-US"/>
+          <w14:ligatures w14:val="standardContextual"/>
+        </w:rPr>
+        <w:t xml:space="preserve"> = [i for i in range(5)]</w:t>
       </w:r>
     </w:p>
     <w:p>
@@ -1292,7 +1339,21 @@
           <w14:ligatures w14:val="standardContextual"/>
         </w:rPr>
         <w:br/>
-        <w:t>С помощью квадратных скобок, в которые помещается индекс: my_list[индекс].</w:t>
+        <w:t xml:space="preserve">С помощью квадратных скобок, в которые помещается индекс: </w:t>
+      </w:r>
+      <w:r>
+        <w:rPr>
+          <w:noProof/>
+          <w14:ligatures w14:val="standardContextual"/>
+        </w:rPr>
+        <w:t>lst</w:t>
+      </w:r>
+      <w:r>
+        <w:rPr>
+          <w:noProof/>
+          <w14:ligatures w14:val="standardContextual"/>
+        </w:rPr>
+        <w:t>[индекс].</w:t>
       </w:r>
     </w:p>
     <w:p>
@@ -1330,7 +1391,21 @@
           <w14:ligatures w14:val="standardContextual"/>
         </w:rPr>
         <w:br/>
-        <w:t>Синтаксис: my_list[start:stop:step]. Любой из параметров может быть опущен.</w:t>
+        <w:t xml:space="preserve">Синтаксис: </w:t>
+      </w:r>
+      <w:r>
+        <w:rPr>
+          <w:noProof/>
+          <w14:ligatures w14:val="standardContextual"/>
+        </w:rPr>
+        <w:t>lst</w:t>
+      </w:r>
+      <w:r>
+        <w:rPr>
+          <w:noProof/>
+          <w14:ligatures w14:val="standardContextual"/>
+        </w:rPr>
+        <w:t>[start:stop:step]. Любой из параметров может быть опущен.</w:t>
       </w:r>
     </w:p>
     <w:p>
@@ -1360,7 +1435,21 @@
           <w14:ligatures w14:val="standardContextual"/>
         </w:rPr>
         <w:br/>
-        <w:t>С помощью встроенной функции len(): len(my_list).</w:t>
+        <w:t>С помощью встроенной функции len(): len(</w:t>
+      </w:r>
+      <w:r>
+        <w:rPr>
+          <w:noProof/>
+          <w14:ligatures w14:val="standardContextual"/>
+        </w:rPr>
+        <w:t>lst</w:t>
+      </w:r>
+      <w:r>
+        <w:rPr>
+          <w:noProof/>
+          <w14:ligatures w14:val="standardContextual"/>
+        </w:rPr>
+        <w:t>).</w:t>
       </w:r>
     </w:p>
     <w:p>
@@ -1534,7 +1623,21 @@
           <w:noProof/>
           <w14:ligatures w14:val="standardContextual"/>
         </w:rPr>
-        <w:t>Оператор del my_list[index] — удаляет элемент по индексу.</w:t>
+        <w:t xml:space="preserve">Оператор del </w:t>
+      </w:r>
+      <w:r>
+        <w:rPr>
+          <w:noProof/>
+          <w14:ligatures w14:val="standardContextual"/>
+        </w:rPr>
+        <w:t>lst</w:t>
+      </w:r>
+      <w:r>
+        <w:rPr>
+          <w:noProof/>
+          <w14:ligatures w14:val="standardContextual"/>
+        </w:rPr>
+        <w:t>[index] — удаляет элемент по индексу.</w:t>
       </w:r>
     </w:p>
     <w:p>
@@ -1585,7 +1688,23 @@
           <w:lang w:val="en-US"/>
           <w14:ligatures w14:val="standardContextual"/>
         </w:rPr>
-        <w:t xml:space="preserve"> for ... in ...: for element in my_list:</w:t>
+        <w:t xml:space="preserve"> for ... in ...: for element in </w:t>
+      </w:r>
+      <w:r>
+        <w:rPr>
+          <w:noProof/>
+          <w:lang w:val="en-US"/>
+          <w14:ligatures w14:val="standardContextual"/>
+        </w:rPr>
+        <w:t>lst</w:t>
+      </w:r>
+      <w:r>
+        <w:rPr>
+          <w:noProof/>
+          <w:lang w:val="en-US"/>
+          <w14:ligatures w14:val="standardContextual"/>
+        </w:rPr>
+        <w:t>:</w:t>
       </w:r>
     </w:p>
     <w:p>
@@ -1606,6 +1725,7 @@
           <w:noProof/>
           <w14:ligatures w14:val="standardContextual"/>
         </w:rPr>
+        <w:lastRenderedPageBreak/>
         <w:t>Цикл</w:t>
       </w:r>
       <w:r>
@@ -1674,7 +1794,23 @@
           <w:lang w:val="en-US"/>
           <w14:ligatures w14:val="standardContextual"/>
         </w:rPr>
-        <w:t>: for i in range(len(my_list)):</w:t>
+        <w:t>: for i in range(len(</w:t>
+      </w:r>
+      <w:r>
+        <w:rPr>
+          <w:noProof/>
+          <w:lang w:val="en-US"/>
+          <w14:ligatures w14:val="standardContextual"/>
+        </w:rPr>
+        <w:t>lst</w:t>
+      </w:r>
+      <w:r>
+        <w:rPr>
+          <w:noProof/>
+          <w:lang w:val="en-US"/>
+          <w14:ligatures w14:val="standardContextual"/>
+        </w:rPr>
+        <w:t>)):</w:t>
       </w:r>
     </w:p>
     <w:p>
@@ -1766,15 +1902,7 @@
           <w14:ligatures w14:val="standardContextual"/>
         </w:rPr>
         <w:br/>
-        <w:t xml:space="preserve">Метод — это функция, принадлежащая объекту (в данном случае, </w:t>
-      </w:r>
-      <w:r>
-        <w:rPr>
-          <w:noProof/>
-          <w14:ligatures w14:val="standardContextual"/>
-        </w:rPr>
-        <w:lastRenderedPageBreak/>
-        <w:t>списку). Он вызывается через точку после имени объекта.</w:t>
+        <w:t>Метод — это функция, принадлежащая объекту (в данном случае, списку). Он вызывается через точку после имени объекта.</w:t>
       </w:r>
       <w:r>
         <w:rPr>
@@ -1817,7 +1945,6 @@
       <w:r>
         <w:rPr>
           <w:noProof/>
-          <w:lang w:val="en-US"/>
           <w14:ligatures w14:val="standardContextual"/>
         </w:rPr>
         <w:t xml:space="preserve"> </w:t>
@@ -1832,7 +1959,6 @@
       <w:r>
         <w:rPr>
           <w:noProof/>
-          <w:lang w:val="en-US"/>
           <w14:ligatures w14:val="standardContextual"/>
         </w:rPr>
         <w:t xml:space="preserve"> </w:t>
@@ -1847,10 +1973,69 @@
       <w:r>
         <w:rPr>
           <w:noProof/>
-          <w:lang w:val="en-US"/>
-          <w14:ligatures w14:val="standardContextual"/>
-        </w:rPr>
-        <w:t xml:space="preserve"> in: element in my_list. </w:t>
+          <w14:ligatures w14:val="standardContextual"/>
+        </w:rPr>
+        <w:t xml:space="preserve"> </w:t>
+      </w:r>
+      <w:r>
+        <w:rPr>
+          <w:noProof/>
+          <w:lang w:val="en-US"/>
+          <w14:ligatures w14:val="standardContextual"/>
+        </w:rPr>
+        <w:t>in</w:t>
+      </w:r>
+      <w:r>
+        <w:rPr>
+          <w:noProof/>
+          <w14:ligatures w14:val="standardContextual"/>
+        </w:rPr>
+        <w:t xml:space="preserve">: </w:t>
+      </w:r>
+      <w:r>
+        <w:rPr>
+          <w:noProof/>
+          <w:lang w:val="en-US"/>
+          <w14:ligatures w14:val="standardContextual"/>
+        </w:rPr>
+        <w:t>element</w:t>
+      </w:r>
+      <w:r>
+        <w:rPr>
+          <w:noProof/>
+          <w14:ligatures w14:val="standardContextual"/>
+        </w:rPr>
+        <w:t xml:space="preserve"> </w:t>
+      </w:r>
+      <w:r>
+        <w:rPr>
+          <w:noProof/>
+          <w:lang w:val="en-US"/>
+          <w14:ligatures w14:val="standardContextual"/>
+        </w:rPr>
+        <w:t>in</w:t>
+      </w:r>
+      <w:r>
+        <w:rPr>
+          <w:noProof/>
+          <w14:ligatures w14:val="standardContextual"/>
+        </w:rPr>
+        <w:t xml:space="preserve"> </w:t>
+      </w:r>
+      <w:r>
+        <w:rPr>
+          <w:noProof/>
+          <w:lang w:val="en-US"/>
+          <w14:ligatures w14:val="standardContextual"/>
+        </w:rPr>
+        <w:t>lst</w:t>
+      </w:r>
+      <w:r>
+        <w:rPr>
+          <w:noProof/>
+          <w14:ligatures w14:val="standardContextual"/>
+        </w:rPr>
+        <w:t xml:space="preserve">. </w:t>
       </w:r>
       <w:r>
         <w:rPr>
@@ -2024,7 +2209,21 @@
           <w14:ligatures w14:val="standardContextual"/>
         </w:rPr>
         <w:br/>
-        <w:t>Это список, элементами которого являются другие списки. Для доступа к элементам вложенных списков используется несколько индексов: my_list[индекс_строки][индекс_столбца].</w:t>
+        <w:t xml:space="preserve">Это список, элементами которого являются другие списки. Для доступа к элементам вложенных списков используется несколько индексов: </w:t>
+      </w:r>
+      <w:r>
+        <w:rPr>
+          <w:noProof/>
+          <w14:ligatures w14:val="standardContextual"/>
+        </w:rPr>
+        <w:t>lst</w:t>
+      </w:r>
+      <w:r>
+        <w:rPr>
+          <w:noProof/>
+          <w14:ligatures w14:val="standardContextual"/>
+        </w:rPr>
+        <w:t>[индекс_строки][индекс_столбца].</w:t>
       </w:r>
     </w:p>
     <w:p>
@@ -2075,7 +2274,35 @@
           <w:noProof/>
           <w14:ligatures w14:val="standardContextual"/>
         </w:rPr>
-        <w:t>: my_list.copy() или срез my_list[:]. Создается новый список, но если внутри были вложенные изменяемые объекты (например, другие списки), то в копию помещаются ссылки на них, а не их копии.</w:t>
+        <w:t xml:space="preserve">: </w:t>
+      </w:r>
+      <w:r>
+        <w:rPr>
+          <w:noProof/>
+          <w14:ligatures w14:val="standardContextual"/>
+        </w:rPr>
+        <w:t>lst</w:t>
+      </w:r>
+      <w:r>
+        <w:rPr>
+          <w:noProof/>
+          <w14:ligatures w14:val="standardContextual"/>
+        </w:rPr>
+        <w:t xml:space="preserve">.copy() или срез </w:t>
+      </w:r>
+      <w:r>
+        <w:rPr>
+          <w:noProof/>
+          <w14:ligatures w14:val="standardContextual"/>
+        </w:rPr>
+        <w:t>lst</w:t>
+      </w:r>
+      <w:r>
+        <w:rPr>
+          <w:noProof/>
+          <w14:ligatures w14:val="standardContextual"/>
+        </w:rPr>
+        <w:t>[:]. Создается новый список, но если внутри были вложенные изменяемые объекты (например, другие списки), то в копию помещаются ссылки на них, а не их копии.</w:t>
       </w:r>
     </w:p>
     <w:p>
@@ -2104,7 +2331,21 @@
           <w:noProof/>
           <w14:ligatures w14:val="standardContextual"/>
         </w:rPr>
-        <w:t>: copy.deepcopy(my_list) (из модуля copy). Создается полная рекурсивная копия списка и всех вложенных в него объектов.</w:t>
+        <w:t>: copy.deepcopy(</w:t>
+      </w:r>
+      <w:r>
+        <w:rPr>
+          <w:noProof/>
+          <w14:ligatures w14:val="standardContextual"/>
+        </w:rPr>
+        <w:t>lst</w:t>
+      </w:r>
+      <w:r>
+        <w:rPr>
+          <w:noProof/>
+          <w14:ligatures w14:val="standardContextual"/>
+        </w:rPr>
+        <w:t>) (из модуля copy). Создается полная рекурсивная копия списка и всех вложенных в него объектов.</w:t>
       </w:r>
     </w:p>
     <w:p>
@@ -2167,7 +2408,31 @@
           <w:lang w:val="en-US"/>
           <w14:ligatures w14:val="standardContextual"/>
         </w:rPr>
-        <w:t xml:space="preserve">    my_list = [10, -5, 20, 0, -8, 15]</w:t>
+        <w:t xml:space="preserve">    </w:t>
+      </w:r>
+      <w:r>
+        <w:rPr>
+          <w:noProof/>
+          <w:lang w:val="en-US"/>
+          <w14:ligatures w14:val="standardContextual"/>
+        </w:rPr>
+        <w:t>lst</w:t>
+      </w:r>
+      <w:r>
+        <w:rPr>
+          <w:noProof/>
+          <w:lang w:val="en-US"/>
+          <w14:ligatures w14:val="standardContextual"/>
+        </w:rPr>
+        <w:t xml:space="preserve"> </w:t>
+      </w:r>
+      <w:r>
+        <w:rPr>
+          <w:noProof/>
+          <w:lang w:val="en-US"/>
+          <w14:ligatures w14:val="standardContextual"/>
+        </w:rPr>
+        <w:t>= [10, -5, 20, 0, -8, 15]</w:t>
       </w:r>
     </w:p>
     <w:p>
@@ -2186,7 +2451,23 @@
           <w:lang w:val="en-US"/>
           <w14:ligatures w14:val="standardContextual"/>
         </w:rPr>
-        <w:t>positive_sum = sum(num for num in my_list if num &gt; 0)</w:t>
+        <w:t xml:space="preserve">positive_sum = sum(num for num in </w:t>
+      </w:r>
+      <w:r>
+        <w:rPr>
+          <w:noProof/>
+          <w:lang w:val="en-US"/>
+          <w14:ligatures w14:val="standardContextual"/>
+        </w:rPr>
+        <w:t>lst</w:t>
+      </w:r>
+      <w:r>
+        <w:rPr>
+          <w:noProof/>
+          <w:lang w:val="en-US"/>
+          <w14:ligatures w14:val="standardContextual"/>
+        </w:rPr>
+        <w:t xml:space="preserve"> if num &gt; 0)</w:t>
       </w:r>
     </w:p>
     <w:p>
@@ -2261,7 +2542,23 @@
           <w:lang w:val="en-US"/>
           <w14:ligatures w14:val="standardContextual"/>
         </w:rPr>
-        <w:t xml:space="preserve">    my_list = [1, 5, 2, 9, 7, 9]</w:t>
+        <w:t xml:space="preserve">    </w:t>
+      </w:r>
+      <w:r>
+        <w:rPr>
+          <w:noProof/>
+          <w:lang w:val="en-US"/>
+          <w14:ligatures w14:val="standardContextual"/>
+        </w:rPr>
+        <w:t>lst</w:t>
+      </w:r>
+      <w:r>
+        <w:rPr>
+          <w:noProof/>
+          <w:lang w:val="en-US"/>
+          <w14:ligatures w14:val="standardContextual"/>
+        </w:rPr>
+        <w:t xml:space="preserve"> = [1, 5, 2, 9, 7, 9]</w:t>
       </w:r>
     </w:p>
     <w:p>
@@ -2280,7 +2577,23 @@
           <w:lang w:val="en-US"/>
           <w14:ligatures w14:val="standardContextual"/>
         </w:rPr>
-        <w:t>max_element = max(my_list)</w:t>
+        <w:t>max_element = max(</w:t>
+      </w:r>
+      <w:r>
+        <w:rPr>
+          <w:noProof/>
+          <w:lang w:val="en-US"/>
+          <w14:ligatures w14:val="standardContextual"/>
+        </w:rPr>
+        <w:t>lst</w:t>
+      </w:r>
+      <w:r>
+        <w:rPr>
+          <w:noProof/>
+          <w:lang w:val="en-US"/>
+          <w14:ligatures w14:val="standardContextual"/>
+        </w:rPr>
+        <w:t>)</w:t>
       </w:r>
     </w:p>
     <w:p>
@@ -2299,7 +2612,23 @@
           <w:lang w:val="en-US"/>
           <w14:ligatures w14:val="standardContextual"/>
         </w:rPr>
-        <w:t>max_index = my_list.index(max_element)</w:t>
+        <w:t xml:space="preserve">max_index = </w:t>
+      </w:r>
+      <w:r>
+        <w:rPr>
+          <w:noProof/>
+          <w:lang w:val="en-US"/>
+          <w14:ligatures w14:val="standardContextual"/>
+        </w:rPr>
+        <w:t>lst</w:t>
+      </w:r>
+      <w:r>
+        <w:rPr>
+          <w:noProof/>
+          <w:lang w:val="en-US"/>
+          <w14:ligatures w14:val="standardContextual"/>
+        </w:rPr>
+        <w:t>.index(max_element)</w:t>
       </w:r>
     </w:p>
     <w:p>
@@ -2318,6 +2647,7 @@
           <w:lang w:val="en-US"/>
           <w14:ligatures w14:val="standardContextual"/>
         </w:rPr>
+        <w:lastRenderedPageBreak/>
         <w:t>print(f"</w:t>
       </w:r>
       <w:r>
@@ -2453,7 +2783,31 @@
           <w:lang w:val="en-US"/>
           <w14:ligatures w14:val="standardContextual"/>
         </w:rPr>
-        <w:t xml:space="preserve">    my_list = [4, 2, 7, 2, 5]</w:t>
+        <w:t xml:space="preserve">    </w:t>
+      </w:r>
+      <w:r>
+        <w:rPr>
+          <w:noProof/>
+          <w:lang w:val="en-US"/>
+          <w14:ligatures w14:val="standardContextual"/>
+        </w:rPr>
+        <w:t>lst</w:t>
+      </w:r>
+      <w:r>
+        <w:rPr>
+          <w:noProof/>
+          <w:lang w:val="en-US"/>
+          <w14:ligatures w14:val="standardContextual"/>
+        </w:rPr>
+        <w:t xml:space="preserve"> </w:t>
+      </w:r>
+      <w:r>
+        <w:rPr>
+          <w:noProof/>
+          <w:lang w:val="en-US"/>
+          <w14:ligatures w14:val="standardContextual"/>
+        </w:rPr>
+        <w:t>= [4, 2, 7, 2, 5]</w:t>
       </w:r>
     </w:p>
     <w:p>
@@ -2462,16 +2816,33 @@
         <w:jc w:val="left"/>
         <w:rPr>
           <w:noProof/>
-          <w14:ligatures w14:val="standardContextual"/>
-        </w:rPr>
-      </w:pPr>
-      <w:r>
-        <w:rPr>
-          <w:noProof/>
-          <w:lang w:val="en-US"/>
-          <w14:ligatures w14:val="standardContextual"/>
-        </w:rPr>
-        <w:t>min_element = min(my_list)</w:t>
+          <w:lang w:val="en-US"/>
+          <w14:ligatures w14:val="standardContextual"/>
+        </w:rPr>
+      </w:pPr>
+      <w:r>
+        <w:rPr>
+          <w:noProof/>
+          <w:lang w:val="en-US"/>
+          <w14:ligatures w14:val="standardContextual"/>
+        </w:rPr>
+        <w:t>min_element = min(</w:t>
+      </w:r>
+      <w:r>
+        <w:rPr>
+          <w:noProof/>
+          <w:lang w:val="en-US"/>
+          <w14:ligatures w14:val="standardContextual"/>
+        </w:rPr>
+        <w:t>lst</w:t>
+      </w:r>
+      <w:r>
+        <w:rPr>
+          <w:noProof/>
+          <w:lang w:val="en-US"/>
+          <w14:ligatures w14:val="standardContextual"/>
+        </w:rPr>
+        <w:t>)</w:t>
       </w:r>
     </w:p>
     <w:p>
@@ -2490,7 +2861,39 @@
           <w:lang w:val="en-US"/>
           <w14:ligatures w14:val="standardContextual"/>
         </w:rPr>
-        <w:t>last_min_index = len(my_list) - 1 - my_list[::-1].index(min_element)</w:t>
+        <w:t>last_min_index = len(</w:t>
+      </w:r>
+      <w:r>
+        <w:rPr>
+          <w:noProof/>
+          <w:lang w:val="en-US"/>
+          <w14:ligatures w14:val="standardContextual"/>
+        </w:rPr>
+        <w:t>lst</w:t>
+      </w:r>
+      <w:r>
+        <w:rPr>
+          <w:noProof/>
+          <w:lang w:val="en-US"/>
+          <w14:ligatures w14:val="standardContextual"/>
+        </w:rPr>
+        <w:t xml:space="preserve">) - 1 - </w:t>
+      </w:r>
+      <w:r>
+        <w:rPr>
+          <w:noProof/>
+          <w:lang w:val="en-US"/>
+          <w14:ligatures w14:val="standardContextual"/>
+        </w:rPr>
+        <w:t>lst</w:t>
+      </w:r>
+      <w:r>
+        <w:rPr>
+          <w:noProof/>
+          <w:lang w:val="en-US"/>
+          <w14:ligatures w14:val="standardContextual"/>
+        </w:rPr>
+        <w:t>[::-1].index(min_element)</w:t>
       </w:r>
     </w:p>
     <w:p>
@@ -2509,7 +2912,6 @@
           <w:lang w:val="en-US"/>
           <w14:ligatures w14:val="standardContextual"/>
         </w:rPr>
-        <w:lastRenderedPageBreak/>
         <w:t>print(f"</w:t>
       </w:r>
       <w:r>
@@ -3729,6 +4131,7 @@
       <w:numPr>
         <w:ilvl w:val="1"/>
       </w:numPr>
+      <w:ind w:firstLine="709"/>
     </w:pPr>
     <w:rPr>
       <w:rFonts w:eastAsiaTheme="majorEastAsia" w:cstheme="majorBidi"/>

--- a/C_codespace/2 kurs/1-st senester/programming languages/laboratory work/5-th lab/Dima/БПИ24-02. Пузынин. Лаб №5.docx
+++ b/C_codespace/2 kurs/1-st senester/programming languages/laboratory work/5-th lab/Dima/БПИ24-02. Пузынин. Лаб №5.docx
@@ -437,6 +437,7 @@
         </w:rPr>
         <w:tab/>
       </w:r>
+      <w:proofErr w:type="gramStart"/>
       <w:r>
         <w:rPr>
           <w:szCs w:val="28"/>
@@ -455,7 +456,15 @@
           <w:szCs w:val="28"/>
           <w:u w:val="single"/>
         </w:rPr>
-        <w:t>. </w:t>
+        <w:t>.</w:t>
+      </w:r>
+      <w:proofErr w:type="gramEnd"/>
+      <w:r>
+        <w:rPr>
+          <w:szCs w:val="28"/>
+          <w:u w:val="single"/>
+        </w:rPr>
+        <w:t> </w:t>
       </w:r>
       <w:r>
         <w:rPr>
@@ -537,6 +546,7 @@
           <w:u w:val="single"/>
         </w:rPr>
       </w:pPr>
+      <w:proofErr w:type="gramStart"/>
       <w:r>
         <w:rPr>
           <w:szCs w:val="28"/>
@@ -561,7 +571,15 @@
           <w:szCs w:val="28"/>
           <w:u w:val="single"/>
         </w:rPr>
-        <w:t>ПИ24-02, 24151438</w:t>
+        <w:t>ПИ</w:t>
+      </w:r>
+      <w:proofErr w:type="gramEnd"/>
+      <w:r>
+        <w:rPr>
+          <w:szCs w:val="28"/>
+          <w:u w:val="single"/>
+        </w:rPr>
+        <w:t>24-02, 24151438</w:t>
       </w:r>
       <w:r>
         <w:rPr>
@@ -801,7 +819,15 @@
         <w:ind w:firstLine="0"/>
       </w:pPr>
       <w:r>
-        <w:t>Реализовать список вещественных значений А[N]. Сформировать список В[3]</w:t>
+        <w:t xml:space="preserve">Реализовать список вещественных значений А[N]. Сформировать список </w:t>
+      </w:r>
+      <w:proofErr w:type="gramStart"/>
+      <w:r>
+        <w:t>В[</w:t>
+      </w:r>
+      <w:proofErr w:type="gramEnd"/>
+      <w:r>
+        <w:t>3]</w:t>
       </w:r>
     </w:p>
     <w:p>
@@ -817,7 +843,15 @@
         <w:ind w:firstLine="0"/>
       </w:pPr>
       <w:r>
-        <w:t>- элементу В[0] присвоить значение максимального элемента списка А;</w:t>
+        <w:t xml:space="preserve">- элементу </w:t>
+      </w:r>
+      <w:proofErr w:type="gramStart"/>
+      <w:r>
+        <w:t>В[</w:t>
+      </w:r>
+      <w:proofErr w:type="gramEnd"/>
+      <w:r>
+        <w:t>0] присвоить значение максимального элемента списка А;</w:t>
       </w:r>
     </w:p>
     <w:p>
@@ -825,7 +859,15 @@
         <w:ind w:firstLine="0"/>
       </w:pPr>
       <w:r>
-        <w:t>- элементу В[1] присвоить среднее арифметическое значение положительных эле-</w:t>
+        <w:t xml:space="preserve">- элементу </w:t>
+      </w:r>
+      <w:proofErr w:type="gramStart"/>
+      <w:r>
+        <w:t>В[</w:t>
+      </w:r>
+      <w:proofErr w:type="gramEnd"/>
+      <w:r>
+        <w:t>1] присвоить среднее арифметическое значение положительных эле-</w:t>
       </w:r>
     </w:p>
     <w:p>
@@ -839,12 +881,17 @@
     <w:p>
       <w:pPr>
         <w:ind w:firstLine="0"/>
-        <w:rPr>
-          <w:lang w:val="en-US"/>
-        </w:rPr>
-      </w:pPr>
-      <w:r>
-        <w:t>- элементу В[2] присвоить абсолютное значение минимального элемента списка А</w:t>
+      </w:pPr>
+      <w:r>
+        <w:t xml:space="preserve">- элементу </w:t>
+      </w:r>
+      <w:proofErr w:type="gramStart"/>
+      <w:r>
+        <w:t>В[</w:t>
+      </w:r>
+      <w:proofErr w:type="gramEnd"/>
+      <w:r>
+        <w:t>2] присвоить абсолютное значение минимального элемента списка А</w:t>
       </w:r>
     </w:p>
     <w:p>
@@ -860,9 +907,9 @@
           <w14:ligatures w14:val="standardContextual"/>
         </w:rPr>
         <w:drawing>
-          <wp:inline distT="0" distB="0" distL="0" distR="0" wp14:anchorId="6368F08E" wp14:editId="346F62A7">
-            <wp:extent cx="5940425" cy="3256280"/>
-            <wp:effectExtent l="0" t="0" r="3175" b="1270"/>
+          <wp:inline distT="0" distB="0" distL="0" distR="0" wp14:anchorId="4AD579AA" wp14:editId="55238B03">
+            <wp:extent cx="5940425" cy="2584450"/>
+            <wp:effectExtent l="0" t="0" r="3175" b="6350"/>
             <wp:docPr id="1" name="Рисунок 1"/>
             <wp:cNvGraphicFramePr>
               <a:graphicFrameLocks xmlns:a="http://schemas.openxmlformats.org/drawingml/2006/main" noChangeAspect="1"/>
@@ -883,7 +930,7 @@
                   <pic:spPr>
                     <a:xfrm>
                       <a:off x="0" y="0"/>
-                      <a:ext cx="5940425" cy="3256280"/>
+                      <a:ext cx="5940425" cy="2584450"/>
                     </a:xfrm>
                     <a:prstGeom prst="rect">
                       <a:avLst/>
@@ -1009,7 +1056,6 @@
           <w:noProof/>
           <w14:ligatures w14:val="standardContextual"/>
         </w:rPr>
-        <w:lastRenderedPageBreak/>
         <w:t xml:space="preserve">  </w:t>
       </w:r>
       <w:r>
@@ -1089,6 +1135,7 @@
           <w:noProof/>
           <w14:ligatures w14:val="standardContextual"/>
         </w:rPr>
+        <w:lastRenderedPageBreak/>
         <w:t>Чем отличается список от кортежа?</w:t>
       </w:r>
       <w:r>
@@ -1725,7 +1772,6 @@
           <w:noProof/>
           <w14:ligatures w14:val="standardContextual"/>
         </w:rPr>
-        <w:lastRenderedPageBreak/>
         <w:t>Цикл</w:t>
       </w:r>
       <w:r>
@@ -1894,6 +1940,7 @@
           <w:noProof/>
           <w14:ligatures w14:val="standardContextual"/>
         </w:rPr>
+        <w:lastRenderedPageBreak/>
         <w:t>Что такое метод? Как его использовать (синтаксис)?</w:t>
       </w:r>
       <w:r>
@@ -2405,7 +2452,6 @@
       <w:r>
         <w:rPr>
           <w:noProof/>
-          <w:lang w:val="en-US"/>
           <w14:ligatures w14:val="standardContextual"/>
         </w:rPr>
         <w:t xml:space="preserve">    </w:t>
@@ -2539,7 +2585,6 @@
       <w:r>
         <w:rPr>
           <w:noProof/>
-          <w:lang w:val="en-US"/>
           <w14:ligatures w14:val="standardContextual"/>
         </w:rPr>
         <w:t xml:space="preserve">    </w:t>
@@ -2647,7 +2692,6 @@
           <w:lang w:val="en-US"/>
           <w14:ligatures w14:val="standardContextual"/>
         </w:rPr>
-        <w:lastRenderedPageBreak/>
         <w:t>print(f"</w:t>
       </w:r>
       <w:r>
@@ -2780,7 +2824,6 @@
       <w:r>
         <w:rPr>
           <w:noProof/>
-          <w:lang w:val="en-US"/>
           <w14:ligatures w14:val="standardContextual"/>
         </w:rPr>
         <w:t xml:space="preserve">    </w:t>
@@ -2861,6 +2904,7 @@
           <w:lang w:val="en-US"/>
           <w14:ligatures w14:val="standardContextual"/>
         </w:rPr>
+        <w:lastRenderedPageBreak/>
         <w:t>last_min_index = len(</w:t>
       </w:r>
       <w:r>
@@ -3943,6 +3987,7 @@
   <w:style w:type="character" w:default="1" w:styleId="a0">
     <w:name w:val="Default Paragraph Font"/>
     <w:uiPriority w:val="1"/>
+    <w:semiHidden/>
     <w:unhideWhenUsed/>
   </w:style>
   <w:style w:type="table" w:default="1" w:styleId="a1">
